--- a/Knowledge/3-Work knowledge/1-Software Engineering/2-Testing/5-My Source/1-ISTQB Foundation Level/2-Common Test Roles/5-Test Automation Engineer.docx
+++ b/Knowledge/3-Work knowledge/1-Software Engineering/2-Testing/5-My Source/1-ISTQB Foundation Level/2-Common Test Roles/5-Test Automation Engineer.docx
@@ -31,60 +31,77 @@
       </w:pPr>
       <w:r>
         <w:rPr>
-          <w:b/>
-          <w:shd w:val="clear" w:color="auto" w:fill="B7B7B7"/>
-        </w:rPr>
-        <w:t># Source</w:t>
-      </w:r>
-      <w:r>
-        <w:rPr>
-          <w:shd w:val="clear" w:color="auto" w:fill="B7B7B7"/>
-        </w:rPr>
-        <w:t xml:space="preserve">: </w:t>
-      </w:r>
-      <w:proofErr w:type="spellStart"/>
-      <w:r>
-        <w:rPr>
-          <w:b/>
-          <w:shd w:val="clear" w:color="auto" w:fill="B7B7B7"/>
-        </w:rPr>
-        <w:t>Chatgpt</w:t>
-      </w:r>
-      <w:proofErr w:type="spellEnd"/>
-      <w:r>
-        <w:rPr>
-          <w:b/>
-          <w:shd w:val="clear" w:color="auto" w:fill="B7B7B7"/>
-        </w:rPr>
-        <w:t xml:space="preserve"> </w:t>
-      </w:r>
-      <w:r>
-        <w:rPr>
-          <w:b/>
-          <w:sz w:val="14"/>
-          <w:szCs w:val="14"/>
-          <w:shd w:val="clear" w:color="auto" w:fill="B7B7B7"/>
-        </w:rPr>
-        <w:t>(GPT</w:t>
-      </w:r>
-      <w:r>
-        <w:rPr>
-          <w:rFonts w:ascii="Cambria Math" w:hAnsi="Cambria Math" w:cs="Cambria Math"/>
-          <w:b/>
-          <w:sz w:val="14"/>
-          <w:szCs w:val="14"/>
-          <w:shd w:val="clear" w:color="auto" w:fill="B7B7B7"/>
+          <w:rFonts w:ascii="Arial" w:eastAsia="Arial" w:hAnsi="Arial" w:cs="Arial"/>
+          <w:b/>
+          <w:color w:val="000000"/>
+          <w:sz w:val="18"/>
+          <w:highlight w:val="lightGray"/>
+        </w:rPr>
+        <w:t># Source: AI Source: Provided by: [Data Path</w:t>
+      </w:r>
+      <w:r>
+        <w:rPr>
+          <w:rFonts w:ascii="Arial" w:eastAsia="Arial" w:hAnsi="Arial" w:cs="Arial"/>
+          <w:color w:val="000000"/>
+          <w:sz w:val="18"/>
+          <w:highlight w:val="lightGray"/>
+        </w:rPr>
+        <w:t xml:space="preserve">: Persons Table -&gt; ID Column: 1, Name_En Column: Motasem Essam] -&gt; </w:t>
+      </w:r>
+      <w:r>
+        <w:rPr>
+          <w:rFonts w:ascii="Arial" w:eastAsia="Arial" w:hAnsi="Arial" w:cs="Arial"/>
+          <w:b/>
+          <w:color w:val="000000"/>
+          <w:sz w:val="18"/>
+          <w:highlight w:val="lightGray"/>
+        </w:rPr>
+        <w:t>From:</w:t>
+      </w:r>
+      <w:r>
+        <w:rPr>
+          <w:rFonts w:ascii="Arial" w:eastAsia="Arial" w:hAnsi="Arial" w:cs="Arial"/>
+          <w:color w:val="000000"/>
+          <w:sz w:val="18"/>
+          <w:highlight w:val="lightGray"/>
+        </w:rPr>
+        <w:t xml:space="preserve"> [Chatgpt (GPT</w:t>
+      </w:r>
+      <w:r>
+        <w:rPr>
+          <w:rFonts w:ascii="Arial" w:eastAsia="Arial" w:hAnsi="Arial" w:cs="Cambria Math"/>
+          <w:color w:val="000000"/>
+          <w:sz w:val="18"/>
+          <w:highlight w:val="lightGray"/>
         </w:rPr>
         <w:t>‑</w:t>
       </w:r>
       <w:r>
         <w:rPr>
-          <w:b/>
-          <w:sz w:val="14"/>
-          <w:szCs w:val="14"/>
-          <w:shd w:val="clear" w:color="auto" w:fill="B7B7B7"/>
-        </w:rPr>
-        <w:t>5 Mini) at [8/22/2025]</w:t>
+          <w:rFonts w:ascii="Arial" w:eastAsia="Arial" w:hAnsi="Arial" w:cs="Arial"/>
+          <w:color w:val="000000"/>
+          <w:sz w:val="18"/>
+          <w:highlight w:val="lightGray"/>
+        </w:rPr>
+        <w:t xml:space="preserve">5 Mini)] </w:t>
+      </w:r>
+      <w:r>
+        <w:rPr>
+          <w:rFonts w:ascii="Arial" w:eastAsia="Arial" w:hAnsi="Arial" w:cs="Arial"/>
+          <w:b/>
+          <w:color w:val="000000"/>
+          <w:sz w:val="18"/>
+          <w:highlight w:val="lightGray"/>
+        </w:rPr>
+        <w:t>on</w:t>
+      </w:r>
+      <w:r>
+        <w:rPr>
+          <w:rFonts w:ascii="Arial" w:eastAsia="Arial" w:hAnsi="Arial"/>
+          <w:sz w:val="18"/>
+          <w:highlight w:val="lightGray"/>
+        </w:rPr>
+        <w:t xml:space="preserve"> [8/22/2025]</w:t>
       </w:r>
     </w:p>
     <w:p>
@@ -133,7 +150,7 @@
           <w:ilvl w:val="0"/>
           <w:numId w:val="4"/>
         </w:numPr>
-        <w:spacing w:before="240" w:after="240"/>
+        <w:spacing w:before="240" w:after="240" w:line="276" w:lineRule="auto"/>
       </w:pPr>
       <w:r>
         <w:rPr>
@@ -163,7 +180,7 @@
     </w:p>
     <w:p>
       <w:r>
-        <w:pict w14:anchorId="5B408372">
+        <w:pict w14:anchorId="7A13515F">
           <v:rect id="_x0000_i1025" style="width:0;height:1.5pt" o:hralign="center" o:hrstd="t" o:hr="t" fillcolor="#a0a0a0" stroked="f"/>
         </w:pict>
       </w:r>
@@ -187,60 +204,77 @@
       </w:pPr>
       <w:r>
         <w:rPr>
-          <w:b/>
-          <w:shd w:val="clear" w:color="auto" w:fill="B7B7B7"/>
-        </w:rPr>
-        <w:t># Source</w:t>
-      </w:r>
-      <w:r>
-        <w:rPr>
-          <w:shd w:val="clear" w:color="auto" w:fill="B7B7B7"/>
-        </w:rPr>
-        <w:t xml:space="preserve">: </w:t>
-      </w:r>
-      <w:proofErr w:type="spellStart"/>
-      <w:r>
-        <w:rPr>
-          <w:b/>
-          <w:shd w:val="clear" w:color="auto" w:fill="B7B7B7"/>
-        </w:rPr>
-        <w:t>Chatgpt</w:t>
-      </w:r>
-      <w:proofErr w:type="spellEnd"/>
-      <w:r>
-        <w:rPr>
-          <w:b/>
-          <w:shd w:val="clear" w:color="auto" w:fill="B7B7B7"/>
-        </w:rPr>
-        <w:t xml:space="preserve"> </w:t>
-      </w:r>
-      <w:r>
-        <w:rPr>
-          <w:b/>
-          <w:sz w:val="14"/>
-          <w:szCs w:val="14"/>
-          <w:shd w:val="clear" w:color="auto" w:fill="B7B7B7"/>
-        </w:rPr>
-        <w:t>(GPT</w:t>
-      </w:r>
-      <w:r>
-        <w:rPr>
-          <w:rFonts w:ascii="Cambria Math" w:hAnsi="Cambria Math" w:cs="Cambria Math"/>
-          <w:b/>
-          <w:sz w:val="14"/>
-          <w:szCs w:val="14"/>
-          <w:shd w:val="clear" w:color="auto" w:fill="B7B7B7"/>
+          <w:rFonts w:ascii="Arial" w:eastAsia="Arial" w:hAnsi="Arial" w:cs="Arial"/>
+          <w:b/>
+          <w:color w:val="000000"/>
+          <w:sz w:val="18"/>
+          <w:highlight w:val="lightGray"/>
+        </w:rPr>
+        <w:t># Source: AI Source: Provided by: [Data Path</w:t>
+      </w:r>
+      <w:r>
+        <w:rPr>
+          <w:rFonts w:ascii="Arial" w:eastAsia="Arial" w:hAnsi="Arial" w:cs="Arial"/>
+          <w:color w:val="000000"/>
+          <w:sz w:val="18"/>
+          <w:highlight w:val="lightGray"/>
+        </w:rPr>
+        <w:t xml:space="preserve">: Persons Table -&gt; ID Column: 1, Name_En Column: Motasem Essam] -&gt; </w:t>
+      </w:r>
+      <w:r>
+        <w:rPr>
+          <w:rFonts w:ascii="Arial" w:eastAsia="Arial" w:hAnsi="Arial" w:cs="Arial"/>
+          <w:b/>
+          <w:color w:val="000000"/>
+          <w:sz w:val="18"/>
+          <w:highlight w:val="lightGray"/>
+        </w:rPr>
+        <w:t>From:</w:t>
+      </w:r>
+      <w:r>
+        <w:rPr>
+          <w:rFonts w:ascii="Arial" w:eastAsia="Arial" w:hAnsi="Arial" w:cs="Arial"/>
+          <w:color w:val="000000"/>
+          <w:sz w:val="18"/>
+          <w:highlight w:val="lightGray"/>
+        </w:rPr>
+        <w:t xml:space="preserve"> [Chatgpt (GPT</w:t>
+      </w:r>
+      <w:r>
+        <w:rPr>
+          <w:rFonts w:ascii="Arial" w:eastAsia="Arial" w:hAnsi="Arial" w:cs="Cambria Math"/>
+          <w:color w:val="000000"/>
+          <w:sz w:val="18"/>
+          <w:highlight w:val="lightGray"/>
         </w:rPr>
         <w:t>‑</w:t>
       </w:r>
       <w:r>
         <w:rPr>
-          <w:b/>
-          <w:sz w:val="14"/>
-          <w:szCs w:val="14"/>
-          <w:shd w:val="clear" w:color="auto" w:fill="B7B7B7"/>
-        </w:rPr>
-        <w:t>5 Mini) at [8/22/2025]</w:t>
+          <w:rFonts w:ascii="Arial" w:eastAsia="Arial" w:hAnsi="Arial" w:cs="Arial"/>
+          <w:color w:val="000000"/>
+          <w:sz w:val="18"/>
+          <w:highlight w:val="lightGray"/>
+        </w:rPr>
+        <w:t xml:space="preserve">5 Mini)] </w:t>
+      </w:r>
+      <w:r>
+        <w:rPr>
+          <w:rFonts w:ascii="Arial" w:eastAsia="Arial" w:hAnsi="Arial" w:cs="Arial"/>
+          <w:b/>
+          <w:color w:val="000000"/>
+          <w:sz w:val="18"/>
+          <w:highlight w:val="lightGray"/>
+        </w:rPr>
+        <w:t>on</w:t>
+      </w:r>
+      <w:r>
+        <w:rPr>
+          <w:rFonts w:ascii="Arial" w:eastAsia="Arial" w:hAnsi="Arial"/>
+          <w:sz w:val="18"/>
+          <w:highlight w:val="lightGray"/>
+        </w:rPr>
+        <w:t xml:space="preserve"> [8/22/2025]</w:t>
       </w:r>
     </w:p>
     <w:p>
@@ -249,7 +283,7 @@
           <w:ilvl w:val="0"/>
           <w:numId w:val="2"/>
         </w:numPr>
-        <w:spacing w:before="240"/>
+        <w:spacing w:before="240" w:after="0" w:line="276" w:lineRule="auto"/>
         <w:rPr>
           <w:rFonts w:ascii="Roboto Mono" w:eastAsia="Roboto Mono" w:hAnsi="Roboto Mono" w:cs="Roboto Mono"/>
         </w:rPr>
@@ -275,6 +309,7 @@
           <w:ilvl w:val="1"/>
           <w:numId w:val="2"/>
         </w:numPr>
+        <w:spacing w:after="0" w:line="276" w:lineRule="auto"/>
         <w:rPr>
           <w:rFonts w:ascii="Roboto Mono" w:eastAsia="Roboto Mono" w:hAnsi="Roboto Mono" w:cs="Roboto Mono"/>
         </w:rPr>
@@ -298,6 +333,7 @@
           <w:ilvl w:val="1"/>
           <w:numId w:val="2"/>
         </w:numPr>
+        <w:spacing w:after="0" w:line="276" w:lineRule="auto"/>
       </w:pPr>
       <w:r>
         <w:rPr>
@@ -331,6 +367,7 @@
           <w:ilvl w:val="0"/>
           <w:numId w:val="2"/>
         </w:numPr>
+        <w:spacing w:after="0" w:line="276" w:lineRule="auto"/>
         <w:rPr>
           <w:rFonts w:ascii="Roboto Mono" w:eastAsia="Roboto Mono" w:hAnsi="Roboto Mono" w:cs="Roboto Mono"/>
         </w:rPr>
@@ -356,6 +393,7 @@
           <w:ilvl w:val="1"/>
           <w:numId w:val="2"/>
         </w:numPr>
+        <w:spacing w:after="0" w:line="276" w:lineRule="auto"/>
       </w:pPr>
       <w:r>
         <w:rPr>
@@ -389,6 +427,7 @@
           <w:ilvl w:val="1"/>
           <w:numId w:val="2"/>
         </w:numPr>
+        <w:spacing w:after="0" w:line="276" w:lineRule="auto"/>
       </w:pPr>
       <w:r>
         <w:rPr>
@@ -422,6 +461,7 @@
           <w:ilvl w:val="0"/>
           <w:numId w:val="2"/>
         </w:numPr>
+        <w:spacing w:after="0" w:line="276" w:lineRule="auto"/>
         <w:rPr>
           <w:rFonts w:ascii="Roboto Mono" w:eastAsia="Roboto Mono" w:hAnsi="Roboto Mono" w:cs="Roboto Mono"/>
         </w:rPr>
@@ -447,6 +487,7 @@
           <w:ilvl w:val="1"/>
           <w:numId w:val="2"/>
         </w:numPr>
+        <w:spacing w:after="0" w:line="276" w:lineRule="auto"/>
       </w:pPr>
       <w:r>
         <w:rPr>
@@ -480,6 +521,7 @@
           <w:ilvl w:val="1"/>
           <w:numId w:val="2"/>
         </w:numPr>
+        <w:spacing w:after="0" w:line="276" w:lineRule="auto"/>
       </w:pPr>
       <w:r>
         <w:rPr>
@@ -513,16 +555,16 @@
           <w:ilvl w:val="0"/>
           <w:numId w:val="2"/>
         </w:numPr>
-        <w:rPr>
-          <w:rFonts w:ascii="Roboto Mono" w:eastAsia="Roboto Mono" w:hAnsi="Roboto Mono" w:cs="Roboto Mono"/>
-        </w:rPr>
-      </w:pPr>
-      <w:r>
-        <w:rPr>
-          <w:rFonts w:ascii="Roboto Mono" w:eastAsia="Roboto Mono" w:hAnsi="Roboto Mono" w:cs="Roboto Mono"/>
-          <w:b/>
-        </w:rPr>
-        <w:lastRenderedPageBreak/>
+        <w:spacing w:after="0" w:line="276" w:lineRule="auto"/>
+        <w:rPr>
+          <w:rFonts w:ascii="Roboto Mono" w:eastAsia="Roboto Mono" w:hAnsi="Roboto Mono" w:cs="Roboto Mono"/>
+        </w:rPr>
+      </w:pPr>
+      <w:r>
+        <w:rPr>
+          <w:rFonts w:ascii="Roboto Mono" w:eastAsia="Roboto Mono" w:hAnsi="Roboto Mono" w:cs="Roboto Mono"/>
+          <w:b/>
+        </w:rPr>
         <w:t>Collaboration</w:t>
       </w:r>
       <w:r>
@@ -539,6 +581,7 @@
           <w:ilvl w:val="1"/>
           <w:numId w:val="2"/>
         </w:numPr>
+        <w:spacing w:after="0" w:line="276" w:lineRule="auto"/>
       </w:pPr>
       <w:r>
         <w:rPr>
@@ -572,6 +615,7 @@
           <w:ilvl w:val="0"/>
           <w:numId w:val="2"/>
         </w:numPr>
+        <w:spacing w:after="0" w:line="276" w:lineRule="auto"/>
         <w:rPr>
           <w:rFonts w:ascii="Roboto Mono" w:eastAsia="Roboto Mono" w:hAnsi="Roboto Mono" w:cs="Roboto Mono"/>
         </w:rPr>
@@ -597,7 +641,7 @@
           <w:ilvl w:val="1"/>
           <w:numId w:val="2"/>
         </w:numPr>
-        <w:spacing w:after="240"/>
+        <w:spacing w:after="240" w:line="276" w:lineRule="auto"/>
       </w:pPr>
       <w:r>
         <w:rPr>
@@ -624,7 +668,7 @@
     </w:p>
     <w:p>
       <w:r>
-        <w:pict w14:anchorId="54FFA1C0">
+        <w:pict w14:anchorId="5225B0AE">
           <v:rect id="_x0000_i1026" style="width:0;height:1.5pt" o:hralign="center" o:hrstd="t" o:hr="t" fillcolor="#a0a0a0" stroked="f"/>
         </w:pict>
       </w:r>
@@ -648,60 +692,77 @@
       </w:pPr>
       <w:r>
         <w:rPr>
-          <w:b/>
-          <w:shd w:val="clear" w:color="auto" w:fill="B7B7B7"/>
-        </w:rPr>
-        <w:t># Source</w:t>
-      </w:r>
-      <w:r>
-        <w:rPr>
-          <w:shd w:val="clear" w:color="auto" w:fill="B7B7B7"/>
-        </w:rPr>
-        <w:t xml:space="preserve">: </w:t>
-      </w:r>
-      <w:proofErr w:type="spellStart"/>
-      <w:r>
-        <w:rPr>
-          <w:b/>
-          <w:shd w:val="clear" w:color="auto" w:fill="B7B7B7"/>
-        </w:rPr>
-        <w:t>Chatgpt</w:t>
-      </w:r>
-      <w:proofErr w:type="spellEnd"/>
-      <w:r>
-        <w:rPr>
-          <w:b/>
-          <w:shd w:val="clear" w:color="auto" w:fill="B7B7B7"/>
-        </w:rPr>
-        <w:t xml:space="preserve"> </w:t>
-      </w:r>
-      <w:r>
-        <w:rPr>
-          <w:b/>
-          <w:sz w:val="14"/>
-          <w:szCs w:val="14"/>
-          <w:shd w:val="clear" w:color="auto" w:fill="B7B7B7"/>
-        </w:rPr>
-        <w:t>(GPT</w:t>
-      </w:r>
-      <w:r>
-        <w:rPr>
-          <w:rFonts w:ascii="Cambria Math" w:hAnsi="Cambria Math" w:cs="Cambria Math"/>
-          <w:b/>
-          <w:sz w:val="14"/>
-          <w:szCs w:val="14"/>
-          <w:shd w:val="clear" w:color="auto" w:fill="B7B7B7"/>
+          <w:rFonts w:ascii="Arial" w:eastAsia="Arial" w:hAnsi="Arial" w:cs="Arial"/>
+          <w:b/>
+          <w:color w:val="000000"/>
+          <w:sz w:val="18"/>
+          <w:highlight w:val="lightGray"/>
+        </w:rPr>
+        <w:t># Source: AI Source: Provided by: [Data Path</w:t>
+      </w:r>
+      <w:r>
+        <w:rPr>
+          <w:rFonts w:ascii="Arial" w:eastAsia="Arial" w:hAnsi="Arial" w:cs="Arial"/>
+          <w:color w:val="000000"/>
+          <w:sz w:val="18"/>
+          <w:highlight w:val="lightGray"/>
+        </w:rPr>
+        <w:t xml:space="preserve">: Persons Table -&gt; ID Column: 1, Name_En Column: Motasem Essam] -&gt; </w:t>
+      </w:r>
+      <w:r>
+        <w:rPr>
+          <w:rFonts w:ascii="Arial" w:eastAsia="Arial" w:hAnsi="Arial" w:cs="Arial"/>
+          <w:b/>
+          <w:color w:val="000000"/>
+          <w:sz w:val="18"/>
+          <w:highlight w:val="lightGray"/>
+        </w:rPr>
+        <w:t>From:</w:t>
+      </w:r>
+      <w:r>
+        <w:rPr>
+          <w:rFonts w:ascii="Arial" w:eastAsia="Arial" w:hAnsi="Arial" w:cs="Arial"/>
+          <w:color w:val="000000"/>
+          <w:sz w:val="18"/>
+          <w:highlight w:val="lightGray"/>
+        </w:rPr>
+        <w:t xml:space="preserve"> [Chatgpt (GPT</w:t>
+      </w:r>
+      <w:r>
+        <w:rPr>
+          <w:rFonts w:ascii="Arial" w:eastAsia="Arial" w:hAnsi="Arial" w:cs="Cambria Math"/>
+          <w:color w:val="000000"/>
+          <w:sz w:val="18"/>
+          <w:highlight w:val="lightGray"/>
         </w:rPr>
         <w:t>‑</w:t>
       </w:r>
       <w:r>
         <w:rPr>
-          <w:b/>
-          <w:sz w:val="14"/>
-          <w:szCs w:val="14"/>
-          <w:shd w:val="clear" w:color="auto" w:fill="B7B7B7"/>
-        </w:rPr>
-        <w:t>5 Mini) at [8/22/2025]</w:t>
+          <w:rFonts w:ascii="Arial" w:eastAsia="Arial" w:hAnsi="Arial" w:cs="Arial"/>
+          <w:color w:val="000000"/>
+          <w:sz w:val="18"/>
+          <w:highlight w:val="lightGray"/>
+        </w:rPr>
+        <w:t xml:space="preserve">5 Mini)] </w:t>
+      </w:r>
+      <w:r>
+        <w:rPr>
+          <w:rFonts w:ascii="Arial" w:eastAsia="Arial" w:hAnsi="Arial" w:cs="Arial"/>
+          <w:b/>
+          <w:color w:val="000000"/>
+          <w:sz w:val="18"/>
+          <w:highlight w:val="lightGray"/>
+        </w:rPr>
+        <w:t>on</w:t>
+      </w:r>
+      <w:r>
+        <w:rPr>
+          <w:rFonts w:ascii="Arial" w:eastAsia="Arial" w:hAnsi="Arial"/>
+          <w:sz w:val="18"/>
+          <w:highlight w:val="lightGray"/>
+        </w:rPr>
+        <w:t xml:space="preserve"> [8/22/2025]</w:t>
       </w:r>
     </w:p>
     <w:p>
@@ -710,7 +771,7 @@
           <w:ilvl w:val="0"/>
           <w:numId w:val="5"/>
         </w:numPr>
-        <w:spacing w:before="240"/>
+        <w:spacing w:before="240" w:after="0" w:line="276" w:lineRule="auto"/>
       </w:pPr>
       <w:r>
         <w:rPr>
@@ -744,6 +805,7 @@
           <w:ilvl w:val="0"/>
           <w:numId w:val="5"/>
         </w:numPr>
+        <w:spacing w:after="0" w:line="276" w:lineRule="auto"/>
       </w:pPr>
       <w:r>
         <w:rPr>
@@ -777,6 +839,7 @@
           <w:ilvl w:val="0"/>
           <w:numId w:val="5"/>
         </w:numPr>
+        <w:spacing w:after="0" w:line="276" w:lineRule="auto"/>
       </w:pPr>
       <w:r>
         <w:rPr>
@@ -810,6 +873,7 @@
           <w:ilvl w:val="0"/>
           <w:numId w:val="5"/>
         </w:numPr>
+        <w:spacing w:after="0" w:line="276" w:lineRule="auto"/>
       </w:pPr>
       <w:r>
         <w:rPr>
@@ -843,7 +907,7 @@
           <w:ilvl w:val="0"/>
           <w:numId w:val="5"/>
         </w:numPr>
-        <w:spacing w:after="240"/>
+        <w:spacing w:after="240" w:line="276" w:lineRule="auto"/>
         <w:rPr>
           <w:rFonts w:ascii="Roboto Mono" w:eastAsia="Roboto Mono" w:hAnsi="Roboto Mono" w:cs="Roboto Mono"/>
         </w:rPr>
@@ -863,7 +927,7 @@
     </w:p>
     <w:p>
       <w:r>
-        <w:pict w14:anchorId="6DED2DD2">
+        <w:pict w14:anchorId="0AF7F721">
           <v:rect id="_x0000_i1027" style="width:0;height:1.5pt" o:hralign="center" o:hrstd="t" o:hr="t" fillcolor="#a0a0a0" stroked="f"/>
         </w:pict>
       </w:r>
@@ -887,60 +951,77 @@
       </w:pPr>
       <w:r>
         <w:rPr>
-          <w:b/>
-          <w:shd w:val="clear" w:color="auto" w:fill="B7B7B7"/>
-        </w:rPr>
-        <w:t># Source</w:t>
-      </w:r>
-      <w:r>
-        <w:rPr>
-          <w:shd w:val="clear" w:color="auto" w:fill="B7B7B7"/>
-        </w:rPr>
-        <w:t xml:space="preserve">: </w:t>
-      </w:r>
-      <w:proofErr w:type="spellStart"/>
-      <w:r>
-        <w:rPr>
-          <w:b/>
-          <w:shd w:val="clear" w:color="auto" w:fill="B7B7B7"/>
-        </w:rPr>
-        <w:t>Chatgpt</w:t>
-      </w:r>
-      <w:proofErr w:type="spellEnd"/>
-      <w:r>
-        <w:rPr>
-          <w:b/>
-          <w:shd w:val="clear" w:color="auto" w:fill="B7B7B7"/>
-        </w:rPr>
-        <w:t xml:space="preserve"> </w:t>
-      </w:r>
-      <w:r>
-        <w:rPr>
-          <w:b/>
-          <w:sz w:val="14"/>
-          <w:szCs w:val="14"/>
-          <w:shd w:val="clear" w:color="auto" w:fill="B7B7B7"/>
-        </w:rPr>
-        <w:t>(GPT</w:t>
-      </w:r>
-      <w:r>
-        <w:rPr>
-          <w:rFonts w:ascii="Cambria Math" w:hAnsi="Cambria Math" w:cs="Cambria Math"/>
-          <w:b/>
-          <w:sz w:val="14"/>
-          <w:szCs w:val="14"/>
-          <w:shd w:val="clear" w:color="auto" w:fill="B7B7B7"/>
+          <w:rFonts w:ascii="Arial" w:eastAsia="Arial" w:hAnsi="Arial" w:cs="Arial"/>
+          <w:b/>
+          <w:color w:val="000000"/>
+          <w:sz w:val="18"/>
+          <w:highlight w:val="lightGray"/>
+        </w:rPr>
+        <w:t># Source: AI Source: Provided by: [Data Path</w:t>
+      </w:r>
+      <w:r>
+        <w:rPr>
+          <w:rFonts w:ascii="Arial" w:eastAsia="Arial" w:hAnsi="Arial" w:cs="Arial"/>
+          <w:color w:val="000000"/>
+          <w:sz w:val="18"/>
+          <w:highlight w:val="lightGray"/>
+        </w:rPr>
+        <w:t xml:space="preserve">: Persons Table -&gt; ID Column: 1, Name_En Column: Motasem Essam] -&gt; </w:t>
+      </w:r>
+      <w:r>
+        <w:rPr>
+          <w:rFonts w:ascii="Arial" w:eastAsia="Arial" w:hAnsi="Arial" w:cs="Arial"/>
+          <w:b/>
+          <w:color w:val="000000"/>
+          <w:sz w:val="18"/>
+          <w:highlight w:val="lightGray"/>
+        </w:rPr>
+        <w:t>From:</w:t>
+      </w:r>
+      <w:r>
+        <w:rPr>
+          <w:rFonts w:ascii="Arial" w:eastAsia="Arial" w:hAnsi="Arial" w:cs="Arial"/>
+          <w:color w:val="000000"/>
+          <w:sz w:val="18"/>
+          <w:highlight w:val="lightGray"/>
+        </w:rPr>
+        <w:t xml:space="preserve"> [Chatgpt (GPT</w:t>
+      </w:r>
+      <w:r>
+        <w:rPr>
+          <w:rFonts w:ascii="Arial" w:eastAsia="Arial" w:hAnsi="Arial" w:cs="Cambria Math"/>
+          <w:color w:val="000000"/>
+          <w:sz w:val="18"/>
+          <w:highlight w:val="lightGray"/>
         </w:rPr>
         <w:t>‑</w:t>
       </w:r>
       <w:r>
         <w:rPr>
-          <w:b/>
-          <w:sz w:val="14"/>
-          <w:szCs w:val="14"/>
-          <w:shd w:val="clear" w:color="auto" w:fill="B7B7B7"/>
-        </w:rPr>
-        <w:t>5 Mini) at [8/22/2025]</w:t>
+          <w:rFonts w:ascii="Arial" w:eastAsia="Arial" w:hAnsi="Arial" w:cs="Arial"/>
+          <w:color w:val="000000"/>
+          <w:sz w:val="18"/>
+          <w:highlight w:val="lightGray"/>
+        </w:rPr>
+        <w:t xml:space="preserve">5 Mini)] </w:t>
+      </w:r>
+      <w:r>
+        <w:rPr>
+          <w:rFonts w:ascii="Arial" w:eastAsia="Arial" w:hAnsi="Arial" w:cs="Arial"/>
+          <w:b/>
+          <w:color w:val="000000"/>
+          <w:sz w:val="18"/>
+          <w:highlight w:val="lightGray"/>
+        </w:rPr>
+        <w:t>on</w:t>
+      </w:r>
+      <w:r>
+        <w:rPr>
+          <w:rFonts w:ascii="Arial" w:eastAsia="Arial" w:hAnsi="Arial"/>
+          <w:sz w:val="18"/>
+          <w:highlight w:val="lightGray"/>
+        </w:rPr>
+        <w:t xml:space="preserve"> [8/22/2025]</w:t>
       </w:r>
     </w:p>
     <w:p>
@@ -949,7 +1030,7 @@
           <w:ilvl w:val="0"/>
           <w:numId w:val="1"/>
         </w:numPr>
-        <w:spacing w:before="240"/>
+        <w:spacing w:before="240" w:after="0" w:line="276" w:lineRule="auto"/>
         <w:rPr>
           <w:rFonts w:ascii="Roboto Mono" w:eastAsia="Roboto Mono" w:hAnsi="Roboto Mono" w:cs="Roboto Mono"/>
         </w:rPr>
@@ -975,6 +1056,7 @@
           <w:ilvl w:val="0"/>
           <w:numId w:val="1"/>
         </w:numPr>
+        <w:spacing w:after="0" w:line="276" w:lineRule="auto"/>
         <w:rPr>
           <w:rFonts w:ascii="Roboto Mono" w:eastAsia="Roboto Mono" w:hAnsi="Roboto Mono" w:cs="Roboto Mono"/>
         </w:rPr>
@@ -1000,16 +1082,16 @@
           <w:ilvl w:val="0"/>
           <w:numId w:val="1"/>
         </w:numPr>
-        <w:rPr>
-          <w:rFonts w:ascii="Roboto Mono" w:eastAsia="Roboto Mono" w:hAnsi="Roboto Mono" w:cs="Roboto Mono"/>
-        </w:rPr>
-      </w:pPr>
-      <w:r>
-        <w:rPr>
-          <w:rFonts w:ascii="Roboto Mono" w:eastAsia="Roboto Mono" w:hAnsi="Roboto Mono" w:cs="Roboto Mono"/>
-          <w:b/>
-        </w:rPr>
-        <w:lastRenderedPageBreak/>
+        <w:spacing w:after="0" w:line="276" w:lineRule="auto"/>
+        <w:rPr>
+          <w:rFonts w:ascii="Roboto Mono" w:eastAsia="Roboto Mono" w:hAnsi="Roboto Mono" w:cs="Roboto Mono"/>
+        </w:rPr>
+      </w:pPr>
+      <w:r>
+        <w:rPr>
+          <w:rFonts w:ascii="Roboto Mono" w:eastAsia="Roboto Mono" w:hAnsi="Roboto Mono" w:cs="Roboto Mono"/>
+          <w:b/>
+        </w:rPr>
         <w:t>Test Execution Reports</w:t>
       </w:r>
       <w:r>
@@ -1026,7 +1108,7 @@
           <w:ilvl w:val="0"/>
           <w:numId w:val="1"/>
         </w:numPr>
-        <w:spacing w:after="240"/>
+        <w:spacing w:after="240" w:line="276" w:lineRule="auto"/>
         <w:rPr>
           <w:rFonts w:ascii="Roboto Mono" w:eastAsia="Roboto Mono" w:hAnsi="Roboto Mono" w:cs="Roboto Mono"/>
         </w:rPr>
@@ -1048,7 +1130,7 @@
     </w:p>
     <w:p>
       <w:r>
-        <w:pict w14:anchorId="3F03C0C8">
+        <w:pict w14:anchorId="65D06063">
           <v:rect id="_x0000_i1028" style="width:0;height:1.5pt" o:hralign="center" o:hrstd="t" o:hr="t" fillcolor="#a0a0a0" stroked="f"/>
         </w:pict>
       </w:r>
@@ -1072,60 +1154,77 @@
       </w:pPr>
       <w:r>
         <w:rPr>
-          <w:b/>
-          <w:shd w:val="clear" w:color="auto" w:fill="B7B7B7"/>
-        </w:rPr>
-        <w:t># Source</w:t>
-      </w:r>
-      <w:r>
-        <w:rPr>
-          <w:shd w:val="clear" w:color="auto" w:fill="B7B7B7"/>
-        </w:rPr>
-        <w:t xml:space="preserve">: </w:t>
-      </w:r>
-      <w:proofErr w:type="spellStart"/>
-      <w:r>
-        <w:rPr>
-          <w:b/>
-          <w:shd w:val="clear" w:color="auto" w:fill="B7B7B7"/>
-        </w:rPr>
-        <w:t>Chatgpt</w:t>
-      </w:r>
-      <w:proofErr w:type="spellEnd"/>
-      <w:r>
-        <w:rPr>
-          <w:b/>
-          <w:shd w:val="clear" w:color="auto" w:fill="B7B7B7"/>
-        </w:rPr>
-        <w:t xml:space="preserve"> </w:t>
-      </w:r>
-      <w:r>
-        <w:rPr>
-          <w:b/>
-          <w:sz w:val="14"/>
-          <w:szCs w:val="14"/>
-          <w:shd w:val="clear" w:color="auto" w:fill="B7B7B7"/>
-        </w:rPr>
-        <w:t>(GPT</w:t>
-      </w:r>
-      <w:r>
-        <w:rPr>
-          <w:rFonts w:ascii="Cambria Math" w:hAnsi="Cambria Math" w:cs="Cambria Math"/>
-          <w:b/>
-          <w:sz w:val="14"/>
-          <w:szCs w:val="14"/>
-          <w:shd w:val="clear" w:color="auto" w:fill="B7B7B7"/>
+          <w:rFonts w:ascii="Arial" w:eastAsia="Arial" w:hAnsi="Arial" w:cs="Arial"/>
+          <w:b/>
+          <w:color w:val="000000"/>
+          <w:sz w:val="18"/>
+          <w:highlight w:val="lightGray"/>
+        </w:rPr>
+        <w:t># Source: AI Source: Provided by: [Data Path</w:t>
+      </w:r>
+      <w:r>
+        <w:rPr>
+          <w:rFonts w:ascii="Arial" w:eastAsia="Arial" w:hAnsi="Arial" w:cs="Arial"/>
+          <w:color w:val="000000"/>
+          <w:sz w:val="18"/>
+          <w:highlight w:val="lightGray"/>
+        </w:rPr>
+        <w:t xml:space="preserve">: Persons Table -&gt; ID Column: 1, Name_En Column: Motasem Essam] -&gt; </w:t>
+      </w:r>
+      <w:r>
+        <w:rPr>
+          <w:rFonts w:ascii="Arial" w:eastAsia="Arial" w:hAnsi="Arial" w:cs="Arial"/>
+          <w:b/>
+          <w:color w:val="000000"/>
+          <w:sz w:val="18"/>
+          <w:highlight w:val="lightGray"/>
+        </w:rPr>
+        <w:t>From:</w:t>
+      </w:r>
+      <w:r>
+        <w:rPr>
+          <w:rFonts w:ascii="Arial" w:eastAsia="Arial" w:hAnsi="Arial" w:cs="Arial"/>
+          <w:color w:val="000000"/>
+          <w:sz w:val="18"/>
+          <w:highlight w:val="lightGray"/>
+        </w:rPr>
+        <w:t xml:space="preserve"> [Chatgpt (GPT</w:t>
+      </w:r>
+      <w:r>
+        <w:rPr>
+          <w:rFonts w:ascii="Arial" w:eastAsia="Arial" w:hAnsi="Arial" w:cs="Cambria Math"/>
+          <w:color w:val="000000"/>
+          <w:sz w:val="18"/>
+          <w:highlight w:val="lightGray"/>
         </w:rPr>
         <w:t>‑</w:t>
       </w:r>
       <w:r>
         <w:rPr>
-          <w:b/>
-          <w:sz w:val="14"/>
-          <w:szCs w:val="14"/>
-          <w:shd w:val="clear" w:color="auto" w:fill="B7B7B7"/>
-        </w:rPr>
-        <w:t>5 Mini) at [8/22/2025]</w:t>
+          <w:rFonts w:ascii="Arial" w:eastAsia="Arial" w:hAnsi="Arial" w:cs="Arial"/>
+          <w:color w:val="000000"/>
+          <w:sz w:val="18"/>
+          <w:highlight w:val="lightGray"/>
+        </w:rPr>
+        <w:t xml:space="preserve">5 Mini)] </w:t>
+      </w:r>
+      <w:r>
+        <w:rPr>
+          <w:rFonts w:ascii="Arial" w:eastAsia="Arial" w:hAnsi="Arial" w:cs="Arial"/>
+          <w:b/>
+          <w:color w:val="000000"/>
+          <w:sz w:val="18"/>
+          <w:highlight w:val="lightGray"/>
+        </w:rPr>
+        <w:t>on</w:t>
+      </w:r>
+      <w:r>
+        <w:rPr>
+          <w:rFonts w:ascii="Arial" w:eastAsia="Arial" w:hAnsi="Arial"/>
+          <w:sz w:val="18"/>
+          <w:highlight w:val="lightGray"/>
+        </w:rPr>
+        <w:t xml:space="preserve"> [8/22/2025]</w:t>
       </w:r>
     </w:p>
     <w:p>
@@ -1146,7 +1245,7 @@
     </w:p>
     <w:p>
       <w:r>
-        <w:pict w14:anchorId="0E079D4A">
+        <w:pict w14:anchorId="060EA709">
           <v:rect id="_x0000_i1029" style="width:0;height:1.5pt" o:hralign="center" o:hrstd="t" o:hr="t" fillcolor="#a0a0a0" stroked="f"/>
         </w:pict>
       </w:r>
@@ -1179,7 +1278,7 @@
           <w:ilvl w:val="0"/>
           <w:numId w:val="3"/>
         </w:numPr>
-        <w:spacing w:before="240"/>
+        <w:spacing w:before="240" w:after="0" w:line="276" w:lineRule="auto"/>
       </w:pPr>
       <w:r>
         <w:rPr>
@@ -1226,7 +1325,7 @@
           <w:ilvl w:val="0"/>
           <w:numId w:val="3"/>
         </w:numPr>
-        <w:spacing w:after="240"/>
+        <w:spacing w:after="240" w:line="276" w:lineRule="auto"/>
       </w:pPr>
       <w:r>
         <w:rPr>
@@ -1253,18 +1352,19 @@
     </w:p>
     <w:p>
       <w:r>
-        <w:pict w14:anchorId="5529D12F">
+        <w:pict w14:anchorId="7B2ABB6A">
           <v:rect id="_x0000_i1030" style="width:0;height:1.5pt" o:hralign="center" o:hrstd="t" o:hr="t" fillcolor="#a0a0a0" stroked="f"/>
         </w:pict>
       </w:r>
     </w:p>
+    <w:p/>
     <w:p/>
     <w:p/>
     <w:sectPr>
       <w:pgSz w:w="12240" w:h="15840"/>
       <w:pgMar w:top="1440" w:right="1440" w:bottom="1440" w:left="1440" w:header="720" w:footer="720" w:gutter="0"/>
-      <w:pgNumType w:start="1"/>
       <w:cols w:space="720"/>
+      <w:docGrid w:linePitch="360"/>
     </w:sectPr>
   </w:body>
 </w:document>
@@ -2255,18 +2355,6 @@
   <w:style w:type="paragraph" w:default="1" w:styleId="Normal">
     <w:name w:val="Normal"/>
     <w:qFormat/>
-    <w:rsid w:val="008A1777"/>
-    <w:pPr>
-      <w:spacing w:after="0" w:line="276" w:lineRule="auto"/>
-    </w:pPr>
-    <w:rPr>
-      <w:rFonts w:ascii="Arial" w:eastAsia="Arial" w:hAnsi="Arial" w:cs="Arial"/>
-      <w:kern w:val="0"/>
-      <w:sz w:val="22"/>
-      <w:szCs w:val="22"/>
-      <w:lang w:val="en"/>
-      <w14:ligatures w14:val="none"/>
-    </w:rPr>
   </w:style>
   <w:style w:type="paragraph" w:styleId="Heading1">
     <w:name w:val="heading 1"/>
@@ -2275,7 +2363,7 @@
     <w:link w:val="Heading1Char"/>
     <w:uiPriority w:val="9"/>
     <w:qFormat/>
-    <w:rsid w:val="00AD5AF8"/>
+    <w:rsid w:val="000763DE"/>
     <w:pPr>
       <w:keepNext/>
       <w:keepLines/>
@@ -2297,7 +2385,7 @@
     <w:uiPriority w:val="9"/>
     <w:unhideWhenUsed/>
     <w:qFormat/>
-    <w:rsid w:val="00AD5AF8"/>
+    <w:rsid w:val="000763DE"/>
     <w:pPr>
       <w:keepNext/>
       <w:keepLines/>
@@ -2320,7 +2408,7 @@
     <w:semiHidden/>
     <w:unhideWhenUsed/>
     <w:qFormat/>
-    <w:rsid w:val="00AD5AF8"/>
+    <w:rsid w:val="000763DE"/>
     <w:pPr>
       <w:keepNext/>
       <w:keepLines/>
@@ -2343,7 +2431,7 @@
     <w:semiHidden/>
     <w:unhideWhenUsed/>
     <w:qFormat/>
-    <w:rsid w:val="00AD5AF8"/>
+    <w:rsid w:val="000763DE"/>
     <w:pPr>
       <w:keepNext/>
       <w:keepLines/>
@@ -2366,7 +2454,7 @@
     <w:semiHidden/>
     <w:unhideWhenUsed/>
     <w:qFormat/>
-    <w:rsid w:val="00AD5AF8"/>
+    <w:rsid w:val="000763DE"/>
     <w:pPr>
       <w:keepNext/>
       <w:keepLines/>
@@ -2387,11 +2475,11 @@
     <w:semiHidden/>
     <w:unhideWhenUsed/>
     <w:qFormat/>
-    <w:rsid w:val="00AD5AF8"/>
+    <w:rsid w:val="000763DE"/>
     <w:pPr>
       <w:keepNext/>
       <w:keepLines/>
-      <w:spacing w:before="40"/>
+      <w:spacing w:before="40" w:after="0"/>
       <w:outlineLvl w:val="5"/>
     </w:pPr>
     <w:rPr>
@@ -2410,11 +2498,11 @@
     <w:semiHidden/>
     <w:unhideWhenUsed/>
     <w:qFormat/>
-    <w:rsid w:val="00AD5AF8"/>
+    <w:rsid w:val="000763DE"/>
     <w:pPr>
       <w:keepNext/>
       <w:keepLines/>
-      <w:spacing w:before="40"/>
+      <w:spacing w:before="40" w:after="0"/>
       <w:outlineLvl w:val="6"/>
     </w:pPr>
     <w:rPr>
@@ -2431,10 +2519,11 @@
     <w:semiHidden/>
     <w:unhideWhenUsed/>
     <w:qFormat/>
-    <w:rsid w:val="00AD5AF8"/>
+    <w:rsid w:val="000763DE"/>
     <w:pPr>
       <w:keepNext/>
       <w:keepLines/>
+      <w:spacing w:after="0"/>
       <w:outlineLvl w:val="7"/>
     </w:pPr>
     <w:rPr>
@@ -2453,10 +2542,11 @@
     <w:semiHidden/>
     <w:unhideWhenUsed/>
     <w:qFormat/>
-    <w:rsid w:val="00AD5AF8"/>
+    <w:rsid w:val="000763DE"/>
     <w:pPr>
       <w:keepNext/>
       <w:keepLines/>
+      <w:spacing w:after="0"/>
       <w:outlineLvl w:val="8"/>
     </w:pPr>
     <w:rPr>
@@ -2496,7 +2586,7 @@
     <w:basedOn w:val="DefaultParagraphFont"/>
     <w:link w:val="Heading1"/>
     <w:uiPriority w:val="9"/>
-    <w:rsid w:val="00AD5AF8"/>
+    <w:rsid w:val="000763DE"/>
     <w:rPr>
       <w:rFonts w:asciiTheme="majorHAnsi" w:eastAsiaTheme="majorEastAsia" w:hAnsiTheme="majorHAnsi" w:cstheme="majorBidi"/>
       <w:color w:val="2F5496" w:themeColor="accent1" w:themeShade="BF"/>
@@ -2509,7 +2599,7 @@
     <w:basedOn w:val="DefaultParagraphFont"/>
     <w:link w:val="Heading2"/>
     <w:uiPriority w:val="9"/>
-    <w:rsid w:val="00AD5AF8"/>
+    <w:rsid w:val="000763DE"/>
     <w:rPr>
       <w:rFonts w:asciiTheme="majorHAnsi" w:eastAsiaTheme="majorEastAsia" w:hAnsiTheme="majorHAnsi" w:cstheme="majorBidi"/>
       <w:color w:val="2F5496" w:themeColor="accent1" w:themeShade="BF"/>
@@ -2523,7 +2613,7 @@
     <w:link w:val="Heading3"/>
     <w:uiPriority w:val="9"/>
     <w:semiHidden/>
-    <w:rsid w:val="00AD5AF8"/>
+    <w:rsid w:val="000763DE"/>
     <w:rPr>
       <w:rFonts w:eastAsiaTheme="majorEastAsia" w:cstheme="majorBidi"/>
       <w:color w:val="2F5496" w:themeColor="accent1" w:themeShade="BF"/>
@@ -2537,7 +2627,7 @@
     <w:link w:val="Heading4"/>
     <w:uiPriority w:val="9"/>
     <w:semiHidden/>
-    <w:rsid w:val="00AD5AF8"/>
+    <w:rsid w:val="000763DE"/>
     <w:rPr>
       <w:rFonts w:eastAsiaTheme="majorEastAsia" w:cstheme="majorBidi"/>
       <w:i/>
@@ -2551,7 +2641,7 @@
     <w:link w:val="Heading5"/>
     <w:uiPriority w:val="9"/>
     <w:semiHidden/>
-    <w:rsid w:val="00AD5AF8"/>
+    <w:rsid w:val="000763DE"/>
     <w:rPr>
       <w:rFonts w:eastAsiaTheme="majorEastAsia" w:cstheme="majorBidi"/>
       <w:color w:val="2F5496" w:themeColor="accent1" w:themeShade="BF"/>
@@ -2563,7 +2653,7 @@
     <w:link w:val="Heading6"/>
     <w:uiPriority w:val="9"/>
     <w:semiHidden/>
-    <w:rsid w:val="00AD5AF8"/>
+    <w:rsid w:val="000763DE"/>
     <w:rPr>
       <w:rFonts w:eastAsiaTheme="majorEastAsia" w:cstheme="majorBidi"/>
       <w:i/>
@@ -2577,7 +2667,7 @@
     <w:link w:val="Heading7"/>
     <w:uiPriority w:val="9"/>
     <w:semiHidden/>
-    <w:rsid w:val="00AD5AF8"/>
+    <w:rsid w:val="000763DE"/>
     <w:rPr>
       <w:rFonts w:eastAsiaTheme="majorEastAsia" w:cstheme="majorBidi"/>
       <w:color w:val="595959" w:themeColor="text1" w:themeTint="A6"/>
@@ -2589,7 +2679,7 @@
     <w:link w:val="Heading8"/>
     <w:uiPriority w:val="9"/>
     <w:semiHidden/>
-    <w:rsid w:val="00AD5AF8"/>
+    <w:rsid w:val="000763DE"/>
     <w:rPr>
       <w:rFonts w:eastAsiaTheme="majorEastAsia" w:cstheme="majorBidi"/>
       <w:i/>
@@ -2603,7 +2693,7 @@
     <w:link w:val="Heading9"/>
     <w:uiPriority w:val="9"/>
     <w:semiHidden/>
-    <w:rsid w:val="00AD5AF8"/>
+    <w:rsid w:val="000763DE"/>
     <w:rPr>
       <w:rFonts w:eastAsiaTheme="majorEastAsia" w:cstheme="majorBidi"/>
       <w:color w:val="272727" w:themeColor="text1" w:themeTint="D8"/>
@@ -2616,7 +2706,7 @@
     <w:link w:val="TitleChar"/>
     <w:uiPriority w:val="10"/>
     <w:qFormat/>
-    <w:rsid w:val="00AD5AF8"/>
+    <w:rsid w:val="000763DE"/>
     <w:pPr>
       <w:spacing w:after="80" w:line="240" w:lineRule="auto"/>
       <w:contextualSpacing/>
@@ -2634,7 +2724,7 @@
     <w:basedOn w:val="DefaultParagraphFont"/>
     <w:link w:val="Title"/>
     <w:uiPriority w:val="10"/>
-    <w:rsid w:val="00AD5AF8"/>
+    <w:rsid w:val="000763DE"/>
     <w:rPr>
       <w:rFonts w:asciiTheme="majorHAnsi" w:eastAsiaTheme="majorEastAsia" w:hAnsiTheme="majorHAnsi" w:cstheme="majorBidi"/>
       <w:spacing w:val="-10"/>
@@ -2650,7 +2740,7 @@
     <w:link w:val="SubtitleChar"/>
     <w:uiPriority w:val="11"/>
     <w:qFormat/>
-    <w:rsid w:val="00AD5AF8"/>
+    <w:rsid w:val="000763DE"/>
     <w:pPr>
       <w:numPr>
         <w:ilvl w:val="1"/>
@@ -2669,7 +2759,7 @@
     <w:basedOn w:val="DefaultParagraphFont"/>
     <w:link w:val="Subtitle"/>
     <w:uiPriority w:val="11"/>
-    <w:rsid w:val="00AD5AF8"/>
+    <w:rsid w:val="000763DE"/>
     <w:rPr>
       <w:rFonts w:eastAsiaTheme="majorEastAsia" w:cstheme="majorBidi"/>
       <w:color w:val="595959" w:themeColor="text1" w:themeTint="A6"/>
@@ -2685,7 +2775,7 @@
     <w:link w:val="QuoteChar"/>
     <w:uiPriority w:val="29"/>
     <w:qFormat/>
-    <w:rsid w:val="00AD5AF8"/>
+    <w:rsid w:val="000763DE"/>
     <w:pPr>
       <w:spacing w:before="160"/>
       <w:jc w:val="center"/>
@@ -2701,7 +2791,7 @@
     <w:basedOn w:val="DefaultParagraphFont"/>
     <w:link w:val="Quote"/>
     <w:uiPriority w:val="29"/>
-    <w:rsid w:val="00AD5AF8"/>
+    <w:rsid w:val="000763DE"/>
     <w:rPr>
       <w:i/>
       <w:iCs/>
@@ -2713,7 +2803,7 @@
     <w:basedOn w:val="Normal"/>
     <w:uiPriority w:val="34"/>
     <w:qFormat/>
-    <w:rsid w:val="00AD5AF8"/>
+    <w:rsid w:val="000763DE"/>
     <w:pPr>
       <w:ind w:left="720"/>
       <w:contextualSpacing/>
@@ -2724,7 +2814,7 @@
     <w:basedOn w:val="DefaultParagraphFont"/>
     <w:uiPriority w:val="21"/>
     <w:qFormat/>
-    <w:rsid w:val="00AD5AF8"/>
+    <w:rsid w:val="000763DE"/>
     <w:rPr>
       <w:i/>
       <w:iCs/>
@@ -2738,7 +2828,7 @@
     <w:link w:val="IntenseQuoteChar"/>
     <w:uiPriority w:val="30"/>
     <w:qFormat/>
-    <w:rsid w:val="00AD5AF8"/>
+    <w:rsid w:val="000763DE"/>
     <w:pPr>
       <w:pBdr>
         <w:top w:val="single" w:sz="4" w:space="10" w:color="2F5496" w:themeColor="accent1" w:themeShade="BF"/>
@@ -2759,7 +2849,7 @@
     <w:basedOn w:val="DefaultParagraphFont"/>
     <w:link w:val="IntenseQuote"/>
     <w:uiPriority w:val="30"/>
-    <w:rsid w:val="00AD5AF8"/>
+    <w:rsid w:val="000763DE"/>
     <w:rPr>
       <w:i/>
       <w:iCs/>
@@ -2771,7 +2861,7 @@
     <w:basedOn w:val="DefaultParagraphFont"/>
     <w:uiPriority w:val="32"/>
     <w:qFormat/>
-    <w:rsid w:val="00AD5AF8"/>
+    <w:rsid w:val="000763DE"/>
     <w:rPr>
       <w:b/>
       <w:bCs/>
